--- a/chapter1/Invitation_Emails.docx
+++ b/chapter1/Invitation_Emails.docx
@@ -1614,7 +1614,7 @@
         <w:pStyle w:val="Heading2"/>
       </w:pPr>
       <w:r>
-        <w:t>Paavo Rasilo — Chapter 9, core, rotor and aerodynamic losses</w:t>
+        <w:t>Paavo Rasilo — Chapter 9 — DECLINED 20 September</w:t>
       </w:r>
     </w:p>
     <w:p>
@@ -1622,6 +1622,102 @@
         <w:jc w:val="both"/>
       </w:pPr>
       <w:r>
+        <w:t>*He declined on time: the CoE and an ERC project already have more of it than he can give.</w:t>
+      </w:r>
+    </w:p>
+    <w:p>
+      <w:pPr>
+        <w:jc w:val="both"/>
+      </w:pPr>
+      <w:r>
+        <w:t>He added that he thinks of himself as a generalist and a modeller rather than a designer,</w:t>
+      </w:r>
+    </w:p>
+    <w:p>
+      <w:pPr>
+        <w:jc w:val="both"/>
+      </w:pPr>
+      <w:r>
+        <w:t>and doubted he had enough to say about machine design or the manufacturing effects on</w:t>
+      </w:r>
+    </w:p>
+    <w:p>
+      <w:pPr>
+        <w:jc w:val="both"/>
+      </w:pPr>
+      <w:r>
+        <w:t>losses — which reads as a misunderstanding of the chapter rather than a real mismatch, so</w:t>
+      </w:r>
+    </w:p>
+    <w:p>
+      <w:pPr>
+        <w:jc w:val="both"/>
+      </w:pPr>
+      <w:r>
+        <w:t>the reply corrects it once, for the record, and does not press.</w:t>
+      </w:r>
+    </w:p>
+    <w:p>
+      <w:pPr>
+        <w:jc w:val="both"/>
+      </w:pPr>
+      <w:r>
+        <w:t>He suggested Anouar Belahcen and Floran (presumably Floran Martin, Aalto). Anouar is</w:t>
+      </w:r>
+    </w:p>
+    <w:p>
+      <w:pPr>
+        <w:jc w:val="both"/>
+      </w:pPr>
+      <w:r>
+        <w:t>already in the book with Chapter 8 — and his support letter argues the core-loss case,</w:t>
+      </w:r>
+    </w:p>
+    <w:p>
+      <w:pPr>
+        <w:jc w:val="both"/>
+      </w:pPr>
+      <w:r>
+        <w:t>which is Chapter 9's premise, so giving him Chapter 9 as well would make that letter</w:t>
+      </w:r>
+    </w:p>
+    <w:p>
+      <w:pPr>
+        <w:jc w:val="both"/>
+      </w:pPr>
+      <w:r>
+        <w:t>correct instead of needing a rewrite. See `Chapter_Ownership.md`.</w:t>
+      </w:r>
+    </w:p>
+    <w:p>
+      <w:pPr>
+        <w:jc w:val="both"/>
+      </w:pPr>
+      <w:r>
+        <w:rPr>
+          <w:b/>
+        </w:rPr>
+        <w:t>Chapter 9's owner is unsettled: no table of contents may go out naming him until it is.</w:t>
+      </w:r>
+      <w:r>
+        <w:rPr>
+          <w:i/>
+        </w:rPr>
+      </w:r>
+    </w:p>
+    <w:p>
+      <w:pPr>
+        <w:pStyle w:val="Heading3"/>
+      </w:pPr>
+      <w:r>
+        <w:t>First email — sent</w:t>
+      </w:r>
+    </w:p>
+    <w:p>
+      <w:pPr>
+        <w:jc w:val="both"/>
+      </w:pPr>
+      <w:r>
         <w:t>*Sent (Hüseyin's version). Not a cold approach after all — he is in the same Centre of</w:t>
       </w:r>
     </w:p>
@@ -1727,6 +1823,118 @@
       </w:pPr>
       <w:r>
         <w:t>Looking forward to hearing from you.</w:t>
+      </w:r>
+    </w:p>
+    <w:p>
+      <w:pPr>
+        <w:jc w:val="both"/>
+      </w:pPr>
+      <w:r>
+        <w:t>BR, Hüseyin</w:t>
+      </w:r>
+    </w:p>
+    <w:p>
+      <w:pPr>
+        <w:pStyle w:val="Heading3"/>
+      </w:pPr>
+      <w:r>
+        <w:t>Reply to his decline — 20 September</w:t>
+      </w:r>
+    </w:p>
+    <w:p>
+      <w:pPr>
+        <w:jc w:val="both"/>
+      </w:pPr>
+      <w:r>
+        <w:t>*Accept it without pressing; he gave a straight answer quickly, which is worth more than a</w:t>
+      </w:r>
+    </w:p>
+    <w:p>
+      <w:pPr>
+        <w:jc w:val="both"/>
+      </w:pPr>
+      <w:r>
+        <w:t>maybe. Correct the fit once, because he has the chapter wrong and we would rather he knew</w:t>
+      </w:r>
+    </w:p>
+    <w:p>
+      <w:pPr>
+        <w:jc w:val="both"/>
+      </w:pPr>
+      <w:r>
+        <w:t>that than think we misjudged him, and close that door in the same sentence. Then take the</w:t>
+      </w:r>
+    </w:p>
+    <w:p>
+      <w:pPr>
+        <w:jc w:val="both"/>
+      </w:pPr>
+      <w:r>
+        <w:t>two names seriously and ask for permission to use his, which is the one thing a declining</w:t>
+      </w:r>
+    </w:p>
+    <w:p>
+      <w:pPr>
+        <w:jc w:val="both"/>
+      </w:pPr>
+      <w:r>
+        <w:t>colleague can still give at no cost. Nothing about returning or deleting the drafts: the</w:t>
+      </w:r>
+    </w:p>
+    <w:p>
+      <w:pPr>
+        <w:jc w:val="both"/>
+      </w:pPr>
+      <w:r>
+        <w:t>notice on them says it, and saying it again to a CoE colleague who has just done us the</w:t>
+      </w:r>
+    </w:p>
+    <w:p>
+      <w:pPr>
+        <w:jc w:val="both"/>
+      </w:pPr>
+      <w:r>
+        <w:t>courtesy of a fast no would sour the whole note.*</w:t>
+      </w:r>
+    </w:p>
+    <w:p>
+      <w:pPr>
+        <w:jc w:val="both"/>
+      </w:pPr>
+      <w:r>
+        <w:t>Hello Paavo,</w:t>
+      </w:r>
+    </w:p>
+    <w:p>
+      <w:pPr>
+        <w:jc w:val="both"/>
+      </w:pPr>
+      <w:r>
+        <w:t>No problem at all, and thank you for answering so quickly — a straight no is worth a great deal more to us than a maybe. The CoE and the ERC come first, obviously.</w:t>
+      </w:r>
+    </w:p>
+    <w:p>
+      <w:pPr>
+        <w:jc w:val="both"/>
+      </w:pPr>
+      <w:r>
+        <w:t>For what it is worth, the chapter sits closer to your side of the fence than its title suggests. What it actually asks for is loss separation above a kilohertz, material characterisation, and the identification of models for a material state that is not the one the model was fitted on. That is modelling rather than design, and it is why we came to you first. But you know your own calendar, and there is no need to revisit any of it.</w:t>
+      </w:r>
+    </w:p>
+    <w:p>
+      <w:pPr>
+        <w:jc w:val="both"/>
+      </w:pPr>
+      <w:r>
+        <w:t>Thank you for the two names, and they are good ones. Anouar is already with us — he has Chapter 8, on the AC winding losses. Floran had not occurred to us and on reflection he is an obvious fit. Do you mean Floran Martin? If so, may I write to him and say the suggestion came from you, or would you rather make the introduction yourself?</w:t>
+      </w:r>
+    </w:p>
+    <w:p>
+      <w:pPr>
+        <w:jc w:val="both"/>
+      </w:pPr>
+      <w:r>
+        <w:t>We will let you know how the proposal goes. See you at the next CoE meeting.</w:t>
       </w:r>
     </w:p>
     <w:p>

--- a/chapter1/Invitation_Emails.docx
+++ b/chapter1/Invitation_Emails.docx
@@ -807,6 +807,191 @@
       </w:pPr>
       <w:r>
         <w:t>Looking forward to hearing which suits you.</w:t>
+      </w:r>
+    </w:p>
+    <w:p>
+      <w:pPr>
+        <w:jc w:val="both"/>
+      </w:pPr>
+      <w:r>
+        <w:t>BR, Hüseyin</w:t>
+      </w:r>
+    </w:p>
+    <w:p>
+      <w:pPr>
+        <w:pStyle w:val="Heading3"/>
+      </w:pPr>
+      <w:r>
+        <w:t>Reply to his acceptance and returned letter — 22 September</w:t>
+      </w:r>
+    </w:p>
+    <w:p>
+      <w:pPr>
+        <w:jc w:val="both"/>
+      </w:pPr>
+      <w:r>
+        <w:t>*He accepted Chapter 2, returned the first signed letter of the whole set, said he will</w:t>
+      </w:r>
+    </w:p>
+    <w:p>
+      <w:pPr>
+        <w:jc w:val="both"/>
+      </w:pPr>
+      <w:r>
+        <w:t>pick co-authors once a structure exists, offered to talk to "Paavo" about friction losses,</w:t>
+      </w:r>
+    </w:p>
+    <w:p>
+      <w:pPr>
+        <w:jc w:val="both"/>
+      </w:pPr>
+      <w:r>
+        <w:t>and asked for a rough timeline.</w:t>
+      </w:r>
+    </w:p>
+    <w:p>
+      <w:pPr>
+        <w:jc w:val="both"/>
+      </w:pPr>
+      <w:r>
+        <w:t>Three things to do. Catch him before he writes to Paavo Rasilo, who declined two days</w:t>
+      </w:r>
+    </w:p>
+    <w:p>
+      <w:pPr>
+        <w:jc w:val="both"/>
+      </w:pPr>
+      <w:r>
+        <w:t>earlier and does not yet appear to have told anyone else. Ask for the two things his letter</w:t>
+      </w:r>
+    </w:p>
+    <w:p>
+      <w:pPr>
+        <w:jc w:val="both"/>
+      </w:pPr>
+      <w:r>
+        <w:t>is missing — a date, and any mention of the book or the authors — without making a</w:t>
+      </w:r>
+    </w:p>
+    <w:p>
+      <w:pPr>
+        <w:jc w:val="both"/>
+      </w:pPr>
+      <w:r>
+        <w:t>co-founder feel his letter was marked. And answer the timeline question with real numbers,</w:t>
+      </w:r>
+    </w:p>
+    <w:p>
+      <w:pPr>
+        <w:jc w:val="both"/>
+      </w:pPr>
+      <w:r>
+        <w:t>separating the one date we control from the publisher's part, since what he is really</w:t>
+      </w:r>
+    </w:p>
+    <w:p>
+      <w:pPr>
+        <w:jc w:val="both"/>
+      </w:pPr>
+      <w:r>
+        <w:t>asking is when he would have to write and by when.</w:t>
+      </w:r>
+    </w:p>
+    <w:p>
+      <w:pPr>
+        <w:jc w:val="both"/>
+      </w:pPr>
+      <w:r>
+        <w:t>The signed letter is in `letters/received/Support_Letter_Saari_SIGNED.md`.*</w:t>
+      </w:r>
+    </w:p>
+    <w:p>
+      <w:pPr>
+        <w:jc w:val="both"/>
+      </w:pPr>
+      <w:r>
+        <w:t>Hello Juha,</w:t>
+      </w:r>
+    </w:p>
+    <w:p>
+      <w:pPr>
+        <w:jc w:val="both"/>
+      </w:pPr>
+      <w:r>
+        <w:t>Thank you — and this is the first letter back of the whole set, which makes it the one the others will be measured against. The thirty years of product development is the thing none of us can say, and I had not realised you are a co-founder of Upheat; may we describe you that way in the contributor list?</w:t>
+      </w:r>
+    </w:p>
+    <w:p>
+      <w:pPr>
+        <w:jc w:val="both"/>
+      </w:pPr>
+      <w:r>
+        <w:t>One thing the publisher will want, whenever it is convenient. The letter does not name the book or us anywhere — it says "the proposed book" and "the authors" throughout — and Wiley send these to their reviewers as a bundle, so a letter separated from the proposal cannot be matched back to it. A date and a line at the top would fix it:</w:t>
+      </w:r>
+    </w:p>
+    <w:p>
+      <w:pPr>
+        <w:jc w:val="both"/>
+      </w:pPr>
+      <w:r>
+        <w:t xml:space="preserve">Re: Book proposal </w:t>
+      </w:r>
+      <w:r>
+        <w:rPr>
+          <w:i/>
+        </w:rPr>
+        <w:t>High-Speed Electrical Machines and Drives: Design for Industrial and Mobile Applications</w:t>
+      </w:r>
+      <w:r>
+        <w:t>, by H. Canseven, I. Petrov and J. Pyrhönen</w:t>
+      </w:r>
+    </w:p>
+    <w:p>
+      <w:pPr>
+        <w:jc w:val="both"/>
+      </w:pPr>
+      <w:r>
+        <w:t>On Upheat letterhead it would carry more again, if that is easy to do; if not, the date and that one line are enough.</w:t>
+      </w:r>
+    </w:p>
+    <w:p>
+      <w:pPr>
+        <w:jc w:val="both"/>
+      </w:pPr>
+      <w:r>
+        <w:t>Good on Chapter 2, and your order is the right one — the structure first, the co-authors after. We will send the detailed section plan as soon as the publisher has said yes, and there is nothing to decide before then.</w:t>
+      </w:r>
+    </w:p>
+    <w:p>
+      <w:pPr>
+        <w:jc w:val="both"/>
+      </w:pPr>
+      <w:r>
+        <w:t>On the friction losses, I should catch you before you write. If you mean Paavo Rasilo, he declined last week; the CoE and an ERC project already have more of his time than he can give. Chapter 9 is therefore without an owner while we settle it, and I will tell you as soon as it has one, so that the introduction is to the person who will actually carry the section. Your point stands whoever it turns out to be, and it is worth having said: a good deal has happened in the CFD modelling of the air gap since your correlations were obtained, and the section should say so rather than stop where the literature stopped. It is a better section for being written by the author of the correlations and honest about what has overtaken them.</w:t>
+      </w:r>
+    </w:p>
+    <w:p>
+      <w:pPr>
+        <w:jc w:val="both"/>
+      </w:pPr>
+      <w:r>
+        <w:t>The timeline, roughly, and with the caveat that only the first line is ours to control.</w:t>
+      </w:r>
+    </w:p>
+    <w:p>
+      <w:pPr>
+        <w:jc w:val="both"/>
+      </w:pPr>
+      <w:r>
+        <w:t>We send the proposal to Wiley in [month]. They put it out to external reviewers, which normally takes two to three months, so a decision in the early part of next year. A contract follows that, and writing begins after the contract — nothing at all is asked of you before that point. We would then expect to give contributors something like nine to twelve months for a first full draft, with the detailed structure and a per-chapter schedule agreed at the start rather than imposed later. Review, revision and Wiley's own production add most of another year. So: your writing would fall largely in the second half of next year, and a book on the shelf in 2029. We will know far more once the publisher has answered, and I will pass on whatever they say.</w:t>
+      </w:r>
+    </w:p>
+    <w:p>
+      <w:pPr>
+        <w:jc w:val="both"/>
+      </w:pPr>
+      <w:r>
+        <w:t>Thank you again for turning this round so quickly.</w:t>
       </w:r>
     </w:p>
     <w:p>

--- a/chapter1/Invitation_Emails.docx
+++ b/chapter1/Invitation_Emails.docx
@@ -304,6 +304,38 @@
         <w:jc w:val="both"/>
       </w:pPr>
       <w:r>
+        <w:t>*Sent. He was offered "one or two chapters" on the losses. His signed letter came back by</w:t>
+      </w:r>
+    </w:p>
+    <w:p>
+      <w:pPr>
+        <w:jc w:val="both"/>
+      </w:pPr>
+      <w:r>
+        <w:t>7 October; a copy is still to be filed in `letters/received/`. The draft he was sent commits</w:t>
+      </w:r>
+    </w:p>
+    <w:p>
+      <w:pPr>
+        <w:jc w:val="both"/>
+      </w:pPr>
+      <w:r>
+        <w:t>him to both loss chapters, Chapter 8 and Chapter 9, so if he signed it unchanged, Chapter 9</w:t>
+      </w:r>
+    </w:p>
+    <w:p>
+      <w:pPr>
+        <w:jc w:val="both"/>
+      </w:pPr>
+      <w:r>
+        <w:t>is his in writing already.*</w:t>
+      </w:r>
+    </w:p>
+    <w:p>
+      <w:pPr>
+        <w:jc w:val="both"/>
+      </w:pPr>
+      <w:r>
         <w:t>Hello Anouar,</w:t>
       </w:r>
     </w:p>
@@ -381,10 +413,39 @@
         <w:jc w:val="both"/>
       </w:pPr>
       <w:r>
-        <w:rPr>
-          <w:i/>
-        </w:rPr>
-        <w:t>He agreed to contribute at the CoE meeting, so this confirms rather than asks.</w:t>
+        <w:t>*Sent 3 September 2026 (Hüseyin's version), with Ilya and Juha in copy and</w:t>
+      </w:r>
+    </w:p>
+    <w:p>
+      <w:pPr>
+        <w:jc w:val="both"/>
+      </w:pPr>
+      <w:r>
+        <w:t>`letters/Support_Letter_Sopanen.docx` attached. The original is</w:t>
+      </w:r>
+    </w:p>
+    <w:p>
+      <w:pPr>
+        <w:jc w:val="both"/>
+      </w:pPr>
+      <w:r>
+        <w:t>`incoming/emails/2026-09-03_Sopanen_invitation_sent.msg`. No letter back yet. The sent</w:t>
+      </w:r>
+    </w:p>
+    <w:p>
+      <w:pPr>
+        <w:jc w:val="both"/>
+      </w:pPr>
+      <w:r>
+        <w:t>version does not ask him to name his co-authors, and does not mention the bearing specialist</w:t>
+      </w:r>
+    </w:p>
+    <w:p>
+      <w:pPr>
+        <w:jc w:val="both"/>
+      </w:pPr>
+      <w:r>
+        <w:t>for Chapter 6, so ask both when the letter is chased.*</w:t>
       </w:r>
     </w:p>
     <w:p>
@@ -400,7 +461,7 @@
         <w:jc w:val="both"/>
       </w:pPr>
       <w:r>
-        <w:t>Thank you again for supporting the book idea at the last CoE meeting and for agreeing to contribute. We are now putting the proposal to Wiley-IEEE Press together with Ilya Petrov and Juha Pyrhönen, and I would like to confirm the part we hope you will take.</w:t>
+        <w:t>Thank you again for supporting the book idea at the last CoE meeting and for agreeing to contribute. We are now putting the proposal to Wiley-IEEE Press together with Ilya and Juha, and I would like to confirm the part we hope you will take.</w:t>
       </w:r>
     </w:p>
     <w:p>
@@ -416,15 +477,15 @@
         <w:jc w:val="both"/>
       </w:pPr>
       <w:r>
-        <w:t>The mechanical part is the part of the book that no competing title has, and we would like it to be yours: rotor stress and magnet retention, rotordynamics and vibration, and the bearings, lubrication and seals of high-speed rotors. That is three chapters, and we certainly do not expect you to write them alone. We would like you to put the team together as you see fit, from your own group and from your wider network of experts. The bearing chapter in particular needs someone with industrial experience of lubrication, bearing life and seals, which is knowledge none of us has and which would make that chapter the one an industrial reader opens first. Everyone who contributes is named at the head of the chapter. Once the publisher has approved the proposal, we will send you the detailed structure and settle the division of work with you.</w:t>
-      </w:r>
-    </w:p>
-    <w:p>
-      <w:pPr>
-        <w:jc w:val="both"/>
-      </w:pPr>
-      <w:r>
-        <w:t>Two things would help now. Could you write us a short letter of support? We would send it to the publisher together with the proposal, and we think such letters will make the application considerably stronger. A draft is attached, which you are free to change as you wish. And could you tell us whom you would bring in, whether from your group or from outside it? Naming them in the proposal would strengthen it further.</w:t>
+        <w:t>The mechanical part is the part of the book that no competing title has, and we would like it to be yours: i) rotor stress and magnet retention, ii) rotordynamics and vibration, and iii) the bearings, lubrication and seals of high-speed rotors. That is three chapters, and we imagine them written with members of your group or experts in the field from your network. Everyone who contributes is named at the head of the chapter. Once the publisher has approved the proposal, we will send you the detailed structure and settle the division of work with you.</w:t>
+      </w:r>
+    </w:p>
+    <w:p>
+      <w:pPr>
+        <w:jc w:val="both"/>
+      </w:pPr>
+      <w:r>
+        <w:t>Could you write us a short letter of support? We would send it to the publisher together with the proposal, and we think such letters will make the application considerably stronger. A draft is attached, which you are free to change as you wish.</w:t>
       </w:r>
     </w:p>
     <w:p>
@@ -1446,6 +1507,54 @@
       </w:r>
     </w:p>
     <w:p>
+      <w:pPr>
+        <w:pStyle w:val="Heading3"/>
+      </w:pPr>
+      <w:r>
+        <w:t>Outcome — 21 September</w:t>
+      </w:r>
+    </w:p>
+    <w:p>
+      <w:pPr>
+        <w:jc w:val="both"/>
+      </w:pPr>
+      <w:r>
+        <w:t>*He accepted Chapter 10 entire and returned his letter on 21 September (see</w:t>
+      </w:r>
+    </w:p>
+    <w:p>
+      <w:pPr>
+        <w:jc w:val="both"/>
+      </w:pPr>
+      <w:r>
+        <w:t>`letters/received/Support_Letter_Wrobel_RETURNED.md`). Two things must be fixed before it</w:t>
+      </w:r>
+    </w:p>
+    <w:p>
+      <w:pPr>
+        <w:jc w:val="both"/>
+      </w:pPr>
+      <w:r>
+        <w:t>goes to Wiley: the letterhead still reads "[insert preferred professional email]", and the</w:t>
+      </w:r>
+    </w:p>
+    <w:p>
+      <w:pPr>
+        <w:jc w:val="both"/>
+      </w:pPr>
+      <w:r>
+        <w:t>letter is unsigned. He now writes as an independent researcher and engineering consultant,</w:t>
+      </w:r>
+    </w:p>
+    <w:p>
+      <w:pPr>
+        <w:jc w:val="both"/>
+      </w:pPr>
+      <w:r>
+        <w:t>not as Newcastle University, so ask how he wants to be listed.*</w:t>
+      </w:r>
+    </w:p>
+    <w:p>
       <w:r>
         <w:br w:type="page"/>
       </w:r>
@@ -1492,10 +1601,23 @@
         <w:jc w:val="both"/>
       </w:pPr>
       <w:r>
-        <w:rPr>
-          <w:i/>
-        </w:rPr>
-        <w:t>He has already agreed to contribute, so this confirms rather than asks. Sent version.</w:t>
+        <w:t>*He has already agreed to contribute, so this confirms rather than asks. Sent version.</w:t>
+      </w:r>
+    </w:p>
+    <w:p>
+      <w:pPr>
+        <w:jc w:val="both"/>
+      </w:pPr>
+      <w:r>
+        <w:t>Letter returned signed on 22 September; see</w:t>
+      </w:r>
+    </w:p>
+    <w:p>
+      <w:pPr>
+        <w:jc w:val="both"/>
+      </w:pPr>
+      <w:r>
+        <w:t>`letters/received/Support_Letter_Peltoniemi_SIGNED.md`.*</w:t>
       </w:r>
     </w:p>
     <w:p>
@@ -1572,15 +1694,23 @@
         <w:jc w:val="both"/>
       </w:pPr>
       <w:r>
-        <w:t>*A colleague, but nobody has raised the book with him yet. A word in person first would</w:t>
-      </w:r>
-    </w:p>
-    <w:p>
-      <w:pPr>
-        <w:jc w:val="both"/>
-      </w:pPr>
-      <w:r>
-        <w:t>be more natural than a cold mail, with this then recording what was agreed.*</w:t>
+        <w:t>*Done: his letter came back signed on LUT letterhead, in a scan dated 7 September. It</w:t>
+      </w:r>
+    </w:p>
+    <w:p>
+      <w:pPr>
+        <w:jc w:val="both"/>
+      </w:pPr>
+      <w:r>
+        <w:t>takes §11.2 and §13.4, as offered; see</w:t>
+      </w:r>
+    </w:p>
+    <w:p>
+      <w:pPr>
+        <w:jc w:val="both"/>
+      </w:pPr>
+      <w:r>
+        <w:t>`letters/received/Support_Letter_Aarniovuori_SIGNED.md`.*</w:t>
       </w:r>
     </w:p>
     <w:p>
@@ -1681,7 +1811,47 @@
         <w:pStyle w:val="Heading3"/>
       </w:pPr>
       <w:r>
-        <w:t>First email — is the subject of interest?</w:t>
+        <w:t>First email — sent 4 September</w:t>
+      </w:r>
+    </w:p>
+    <w:p>
+      <w:pPr>
+        <w:jc w:val="both"/>
+      </w:pPr>
+      <w:r>
+        <w:t>*Sent 4 September 2026 (Hüseyin's version), with Ilya and Juha in copy and nothing attached.</w:t>
+      </w:r>
+    </w:p>
+    <w:p>
+      <w:pPr>
+        <w:jc w:val="both"/>
+      </w:pPr>
+      <w:r>
+        <w:t>The original is `incoming/emails/2026-09-04_Hinkkanen_invitation_sent.msg`. It went out three</w:t>
+      </w:r>
+    </w:p>
+    <w:p>
+      <w:pPr>
+        <w:jc w:val="both"/>
+      </w:pPr>
+      <w:r>
+        <w:t>days before the drive chapter was split, so it offers "the control side" of the drive chapter</w:t>
+      </w:r>
+    </w:p>
+    <w:p>
+      <w:pPr>
+        <w:jc w:val="both"/>
+      </w:pPr>
+      <w:r>
+        <w:t>rather than a chapter of his own. It puts the pulse ratio at "ten or below" and "eight". No</w:t>
+      </w:r>
+    </w:p>
+    <w:p>
+      <w:pPr>
+        <w:jc w:val="both"/>
+      </w:pPr>
+      <w:r>
+        <w:t>reply recorded as of 7 October.*</w:t>
       </w:r>
     </w:p>
     <w:p>
@@ -1697,72 +1867,95 @@
         <w:jc w:val="both"/>
       </w:pPr>
       <w:r>
-        <w:t xml:space="preserve">I am a researcher at LUT University working on high-speed electrical machines, and together with Ilya Petrov and Juha Pyrhönen I am preparing a proposal to Wiley-IEEE Press for a book on high-speed electrical machines and drives, written as a companion to </w:t>
-      </w:r>
-      <w:r>
-        <w:rPr>
-          <w:i/>
-        </w:rPr>
-        <w:t>Design of Rotating Electrical Machines</w:t>
-      </w:r>
-      <w:r>
-        <w:t>.</w:t>
-      </w:r>
-    </w:p>
-    <w:p>
-      <w:pPr>
-        <w:jc w:val="both"/>
-      </w:pPr>
-      <w:r>
-        <w:t>The book is organised so that each chapter has a single author who is responsible for it. One of them is Chapter 12, Control at high fundamental frequency, about eighteen pages, and we would like to offer it to you.</w:t>
-      </w:r>
-    </w:p>
-    <w:p>
-      <w:pPr>
-        <w:jc w:val="both"/>
-      </w:pPr>
-      <w:r>
-        <w:t>Its subject is what happens when the fundamental frequency is high enough that only eight or ten pulses fall in a period. Current regulation, overmodulation and six-step operation on that basis; position sensing and sensorless operation where the back-EMF is generous but the sampling is not; run-up through the critical speeds; field weakening and protection. Chapter 11, on the converter itself, is written by Pasi Peltoniemi at LUT and hands the pulse ratio to you.</w:t>
-      </w:r>
-    </w:p>
-    <w:p>
-      <w:pPr>
-        <w:jc w:val="both"/>
-      </w:pPr>
-      <w:r>
-        <w:t>We ask because that material does not seem to be set out anywhere for a designer. Control methods are usually developed and demonstrated where the converter can still be treated as a continuous voltage source, and whether they survive at a pulse ratio of eight is left open. Owning the chapter would mean you decide what it contains, and whether to write it alone or with colleagues of your own choosing; everyone who contributes is named at the head of the chapter. The book will also carry companion Python notebooks reproducing its figures and design calculations, and if that overlaps with your group's own simulation work, so much the better.</w:t>
-      </w:r>
-    </w:p>
-    <w:p>
-      <w:pPr>
-        <w:jc w:val="both"/>
-      </w:pPr>
-      <w:r>
-        <w:t>Nothing is binding at this stage: the publisher has not yet seen the proposal, and no writing would begin before a contract. For now I would simply like to know whether the subject interests you. I would gladly send you the completed introductory chapter and the annotated table of contents, or talk it through in a video call, whichever is easier.</w:t>
-      </w:r>
-    </w:p>
-    <w:p>
-      <w:pPr>
-        <w:jc w:val="both"/>
-      </w:pPr>
-      <w:r>
-        <w:t>Yours sincerely,</w:t>
-      </w:r>
-    </w:p>
-    <w:p>
-      <w:pPr>
-        <w:jc w:val="both"/>
-      </w:pPr>
-      <w:r>
-        <w:t>Hüseyin Canseven</w:t>
-      </w:r>
-    </w:p>
-    <w:p>
-      <w:pPr>
-        <w:jc w:val="both"/>
-      </w:pPr>
-      <w:r>
-        <w:t>LUT University</w:t>
+        <w:t>I am Hüseyin Canseven from LUT University. We met with you in CoE project meetings a few times, but maybe you might not recognise my name. Let me introduce myself. I am a post-doctoral researcher and working on high-speed electrical machines. We are preparing a proposal to Wiley-IEEE Press for a book together with Juha Pyrhönen and Ilya Petrov on high-speed machines and drives. We believe the topic of the book is strongly aligned with CoE project.</w:t>
+      </w:r>
+    </w:p>
+    <w:p>
+      <w:pPr>
+        <w:jc w:val="both"/>
+      </w:pPr>
+      <w:r>
+        <w:t>One of its chapters treats the drive as the element that decides which machines can be built at all. The converter side of that chapter is being written by Pasi Peltoniemi at LUT, and the part we would like to ask you for is the control side. What changes when the fundamental frequency is high enough that the pulse ratio falls to ten or below. Current regulation and overmodulation at low pulse ratios, position sensing and sensorless operation at kilohertz fundamental frequency, and run-up through the critical speeds together with field weakening and protection.</w:t>
+      </w:r>
+    </w:p>
+    <w:p>
+      <w:pPr>
+        <w:jc w:val="both"/>
+      </w:pPr>
+      <w:r>
+        <w:t>We ask because that material does not seem to be set out anywhere for a designer. Control methods are usually developed and demonstrated where the converter can still be treated as a continuous voltage source, and whether they survive at a pulse ratio of eight is left open.</w:t>
+      </w:r>
+    </w:p>
+    <w:p>
+      <w:pPr>
+        <w:jc w:val="both"/>
+      </w:pPr>
+      <w:r>
+        <w:t>You would certainly not need to write it alone. Colleagues from your group or your wider network would be very welcome, and everyone who contributes is named at the head of the chapter.</w:t>
+      </w:r>
+    </w:p>
+    <w:p>
+      <w:pPr>
+        <w:jc w:val="both"/>
+      </w:pPr>
+      <w:r>
+        <w:t>Nothing is binding at this stage: the publisher has not yet seen the proposal, and no writing would begin before a contract. For now I would simply like to know whether the subject interests you. I would send you the completed introductory chapter and the annotated table of contents if you wish to see.</w:t>
+      </w:r>
+    </w:p>
+    <w:p>
+      <w:pPr>
+        <w:jc w:val="both"/>
+      </w:pPr>
+      <w:r>
+        <w:t>Best Regards, Hüseyin</w:t>
+      </w:r>
+    </w:p>
+    <w:p>
+      <w:pPr>
+        <w:pStyle w:val="Heading3"/>
+      </w:pPr>
+      <w:r>
+        <w:t>Follow-up — not yet sent</w:t>
+      </w:r>
+    </w:p>
+    <w:p>
+      <w:pPr>
+        <w:jc w:val="both"/>
+      </w:pPr>
+      <w:r>
+        <w:t>*Five weeks without a reply. A short follow-up can carry the one piece of news: the control</w:t>
+      </w:r>
+    </w:p>
+    <w:p>
+      <w:pPr>
+        <w:jc w:val="both"/>
+      </w:pPr>
+      <w:r>
+        <w:t>side is now a chapter of its own, Chapter 12, about eighteen pages, and it would be his.</w:t>
+      </w:r>
+    </w:p>
+    <w:p>
+      <w:pPr>
+        <w:jc w:val="both"/>
+      </w:pPr>
+      <w:r>
+        <w:t>That is a larger offer than the one he has not answered, so it gives him a reason to reply.</w:t>
+      </w:r>
+    </w:p>
+    <w:p>
+      <w:pPr>
+        <w:jc w:val="both"/>
+      </w:pPr>
+      <w:r>
+        <w:t>An introduction from Juha, or from Anouar at Aalto, would still help. Settle the pulse-ratio</w:t>
+      </w:r>
+    </w:p>
+    <w:p>
+      <w:pPr>
+        <w:jc w:val="both"/>
+      </w:pPr>
+      <w:r>
+        <w:t>wording with Juha first; he reads it as "nine or eleven".*</w:t>
       </w:r>
     </w:p>
     <w:p>

--- a/chapter1/Invitation_Emails.docx
+++ b/chapter1/Invitation_Emails.docx
@@ -304,31 +304,55 @@
         <w:jc w:val="both"/>
       </w:pPr>
       <w:r>
-        <w:t>*Sent. He was offered "one or two chapters" on the losses. His signed letter came back by</w:t>
-      </w:r>
-    </w:p>
-    <w:p>
-      <w:pPr>
-        <w:jc w:val="both"/>
-      </w:pPr>
-      <w:r>
-        <w:t>7 October; a copy is still to be filed in `letters/received/`. The draft he was sent commits</w:t>
-      </w:r>
-    </w:p>
-    <w:p>
-      <w:pPr>
-        <w:jc w:val="both"/>
-      </w:pPr>
-      <w:r>
-        <w:t>him to both loss chapters, Chapter 8 and Chapter 9, so if he signed it unchanged, Chapter 9</w:t>
-      </w:r>
-    </w:p>
-    <w:p>
-      <w:pPr>
-        <w:jc w:val="both"/>
-      </w:pPr>
-      <w:r>
-        <w:t>is his in writing already.*</w:t>
+        <w:t>*Sent. He was offered "one or two chapters" on the losses. He signed the draft letter on</w:t>
+      </w:r>
+    </w:p>
+    <w:p>
+      <w:pPr>
+        <w:jc w:val="both"/>
+      </w:pPr>
+      <w:r>
+        <w:t>3 September, with small changes of wording but the chapter sentence as drafted</w:t>
+      </w:r>
+    </w:p>
+    <w:p>
+      <w:pPr>
+        <w:jc w:val="both"/>
+      </w:pPr>
+      <w:r>
+        <w:t>(`letters/received/Support_Letter_Belahcen_SIGNED.md`). That was four days before the</w:t>
+      </w:r>
+    </w:p>
+    <w:p>
+      <w:pPr>
+        <w:jc w:val="both"/>
+      </w:pPr>
+      <w:r>
+        <w:t>restructure gave Chapter 9 to Paavo Rasilo, so it names both loss chapters.</w:t>
+      </w:r>
+    </w:p>
+    <w:p>
+      <w:pPr>
+        <w:jc w:val="both"/>
+      </w:pPr>
+      <w:r>
+        <w:t>Chapter 9 has not been discussed with him since, neither the move to Paavo nor Paavo's</w:t>
+      </w:r>
+    </w:p>
+    <w:p>
+      <w:pPr>
+        <w:jc w:val="both"/>
+      </w:pPr>
+      <w:r>
+        <w:t>decline. Who replaces Paavo is the editors' decision of 7 October, and Anouar should hear</w:t>
+      </w:r>
+    </w:p>
+    <w:p>
+      <w:pPr>
+        <w:jc w:val="both"/>
+      </w:pPr>
+      <w:r>
+        <w:t>the outcome from us before the table of contents is fixed.*</w:t>
       </w:r>
     </w:p>
     <w:p>

--- a/chapter1/Invitation_Emails.docx
+++ b/chapter1/Invitation_Emails.docx
@@ -1113,7 +1113,47 @@
         <w:jc w:val="both"/>
       </w:pPr>
       <w:r>
-        <w:t>the sections, separates "material" from "writing", and raises the ABB clearance.*</w:t>
+        <w:t>the sections, separates "material" from "writing", and raises the ABB clearance.</w:t>
+      </w:r>
+    </w:p>
+    <w:p>
+      <w:pPr>
+        <w:jc w:val="both"/>
+      </w:pPr>
+      <w:r>
+        <w:t>Letter returned signed, in a scan dated 5 October</w:t>
+      </w:r>
+    </w:p>
+    <w:p>
+      <w:pPr>
+        <w:jc w:val="both"/>
+      </w:pPr>
+      <w:r>
+        <w:t>(`letters/received/Support_Letter_Ikaheimo_SIGNED.md`). It takes the induction machines in</w:t>
+      </w:r>
+    </w:p>
+    <w:p>
+      <w:pPr>
+        <w:jc w:val="both"/>
+      </w:pPr>
+      <w:r>
+        <w:t>Chapter 3, §13.3 and §13.5, and the photographs "subject to my employer's agreement".</w:t>
+      </w:r>
+    </w:p>
+    <w:p>
+      <w:pPr>
+        <w:jc w:val="both"/>
+      </w:pPr>
+      <w:r>
+        <w:t>§13.3 was also offered to Jonna in the Chapter 13 email, so settle it with the chapter's</w:t>
+      </w:r>
+    </w:p>
+    <w:p>
+      <w:pPr>
+        <w:jc w:val="both"/>
+      </w:pPr>
+      <w:r>
+        <w:t>owners.*</w:t>
       </w:r>
     </w:p>
     <w:p>

--- a/chapter1/Invitation_Emails.docx
+++ b/chapter1/Invitation_Emails.docx
@@ -453,23 +453,15 @@
         <w:jc w:val="both"/>
       </w:pPr>
       <w:r>
-        <w:t>`incoming/emails/2026-09-03_Sopanen_invitation_sent.msg`. No letter back yet. The sent</w:t>
-      </w:r>
-    </w:p>
-    <w:p>
-      <w:pPr>
-        <w:jc w:val="both"/>
-      </w:pPr>
-      <w:r>
-        <w:t>version does not ask him to name his co-authors, and does not mention the bearing specialist</w:t>
-      </w:r>
-    </w:p>
-    <w:p>
-      <w:pPr>
-        <w:jc w:val="both"/>
-      </w:pPr>
-      <w:r>
-        <w:t>for Chapter 6, so ask both when the letter is chased.*</w:t>
+        <w:t>`incoming/emails/2026-09-03_Sopanen_invitation_sent.msg`. He replied on 9 September</w:t>
+      </w:r>
+    </w:p>
+    <w:p>
+      <w:pPr>
+        <w:jc w:val="both"/>
+      </w:pPr>
+      <w:r>
+        <w:t>and has had the table of contents and Chapter 1 since then; the thread follows.*</w:t>
       </w:r>
     </w:p>
     <w:p>
@@ -526,6 +518,357 @@
       </w:pPr>
       <w:r>
         <w:t>BR, Hüseyin</w:t>
+      </w:r>
+    </w:p>
+    <w:p>
+      <w:pPr>
+        <w:pStyle w:val="Heading3"/>
+      </w:pPr>
+      <w:r>
+        <w:t>His reply — 9 September</w:t>
+      </w:r>
+    </w:p>
+    <w:p>
+      <w:pPr>
+        <w:jc w:val="both"/>
+      </w:pPr>
+      <w:r>
+        <w:rPr>
+          <w:i/>
+        </w:rPr>
+        <w:t>He copied in Charles Nutakor (LUT). Transcribed from a screenshot of the thread.</w:t>
+      </w:r>
+    </w:p>
+    <w:p>
+      <w:pPr>
+        <w:jc w:val="both"/>
+      </w:pPr>
+      <w:r>
+        <w:t>&gt; Hi,</w:t>
+      </w:r>
+    </w:p>
+    <w:p>
+      <w:pPr>
+        <w:jc w:val="both"/>
+      </w:pPr>
+      <w:r>
+        <w:t>&gt;</w:t>
+      </w:r>
+    </w:p>
+    <w:p>
+      <w:pPr>
+        <w:jc w:val="both"/>
+      </w:pPr>
+      <w:r>
+        <w:t>&gt; Thanks! This is a great idea and I'm interested on it. Do you have a preliminary ToC of book proposal? Would be good to see the content of the book, because the scope of rotordynamic chapters depend on it. I mean, there are quite many su-topics under these chapters</w:t>
+      </w:r>
+    </w:p>
+    <w:p>
+      <w:pPr>
+        <w:jc w:val="both"/>
+      </w:pPr>
+      <w:r>
+        <w:t>&gt;</w:t>
+      </w:r>
+    </w:p>
+    <w:p>
+      <w:pPr>
+        <w:jc w:val="both"/>
+      </w:pPr>
+      <w:r>
+        <w:t>&gt; i) rotor stress and magnet retention,</w:t>
+      </w:r>
+    </w:p>
+    <w:p>
+      <w:pPr>
+        <w:jc w:val="both"/>
+      </w:pPr>
+      <w:r>
+        <w:t>&gt; - Content depends heavily on which type of rotor is analyzed (induction, PM, SynRM) and their specific construction (e.g. solid/laminated, squirrel cage.</w:t>
+      </w:r>
+    </w:p>
+    <w:p>
+      <w:pPr>
+        <w:jc w:val="both"/>
+      </w:pPr>
+      <w:r>
+        <w:t>&gt; - Is the book focused on some types of EMs? Chapter content depends on it.</w:t>
+      </w:r>
+    </w:p>
+    <w:p>
+      <w:pPr>
+        <w:jc w:val="both"/>
+      </w:pPr>
+      <w:r>
+        <w:t>&gt;</w:t>
+      </w:r>
+    </w:p>
+    <w:p>
+      <w:pPr>
+        <w:jc w:val="both"/>
+      </w:pPr>
+      <w:r>
+        <w:t>&gt; ii) rotordynamics and vibration, and</w:t>
+      </w:r>
+    </w:p>
+    <w:p>
+      <w:pPr>
+        <w:jc w:val="both"/>
+      </w:pPr>
+      <w:r>
+        <w:t>&gt; - This is quite clear, general rotordynamic analysis theory</w:t>
+      </w:r>
+    </w:p>
+    <w:p>
+      <w:pPr>
+        <w:jc w:val="both"/>
+      </w:pPr>
+      <w:r>
+        <w:t>&gt;</w:t>
+      </w:r>
+    </w:p>
+    <w:p>
+      <w:pPr>
+        <w:jc w:val="both"/>
+      </w:pPr>
+      <w:r>
+        <w:t>&gt; iii) the bearings, lubrication and seals of high-speed rotors.</w:t>
+      </w:r>
+    </w:p>
+    <w:p>
+      <w:pPr>
+        <w:jc w:val="both"/>
+      </w:pPr>
+      <w:r>
+        <w:t>&gt; - Content depends very much on which type of bearing is used: rolling element bearing, AMB, gas bearing, hydrodynamic journal bearing. I believe there is on space for describing them all in detail, some delimination should be done.</w:t>
+      </w:r>
+    </w:p>
+    <w:p>
+      <w:pPr>
+        <w:jc w:val="both"/>
+      </w:pPr>
+      <w:r>
+        <w:t>&gt; - Charles could contribute on lubrication and seals</w:t>
+      </w:r>
+    </w:p>
+    <w:p>
+      <w:pPr>
+        <w:jc w:val="both"/>
+      </w:pPr>
+      <w:r>
+        <w:t>&gt;</w:t>
+      </w:r>
+    </w:p>
+    <w:p>
+      <w:pPr>
+        <w:jc w:val="both"/>
+      </w:pPr>
+      <w:r>
+        <w:t>&gt; I'll edit the support letter later and send it you.</w:t>
+      </w:r>
+    </w:p>
+    <w:p>
+      <w:pPr>
+        <w:jc w:val="both"/>
+      </w:pPr>
+      <w:r>
+        <w:t>&gt; Jussi</w:t>
+      </w:r>
+    </w:p>
+    <w:p>
+      <w:pPr>
+        <w:pStyle w:val="Heading3"/>
+      </w:pPr>
+      <w:r>
+        <w:t>Our reply — 9 September</w:t>
+      </w:r>
+    </w:p>
+    <w:p>
+      <w:pPr>
+        <w:jc w:val="both"/>
+      </w:pPr>
+      <w:r>
+        <w:rPr>
+          <w:i/>
+        </w:rPr>
+        <w:t>Sent with `Annotated_Table_of_Contents.docx` and Chapter 1 attached.</w:t>
+      </w:r>
+    </w:p>
+    <w:p>
+      <w:pPr>
+        <w:jc w:val="both"/>
+      </w:pPr>
+      <w:r>
+        <w:t>&gt; Hello Jussi,</w:t>
+      </w:r>
+    </w:p>
+    <w:p>
+      <w:pPr>
+        <w:jc w:val="both"/>
+      </w:pPr>
+      <w:r>
+        <w:t>&gt;</w:t>
+      </w:r>
+    </w:p>
+    <w:p>
+      <w:pPr>
+        <w:jc w:val="both"/>
+      </w:pPr>
+      <w:r>
+        <w:t>&gt; Thank you for your reply and interest.</w:t>
+      </w:r>
+    </w:p>
+    <w:p>
+      <w:pPr>
+        <w:jc w:val="both"/>
+      </w:pPr>
+      <w:r>
+        <w:t>&gt;</w:t>
+      </w:r>
+    </w:p>
+    <w:p>
+      <w:pPr>
+        <w:jc w:val="both"/>
+      </w:pPr>
+      <w:r>
+        <w:t>&gt; The annotated table of contents that shows the summary of each chapter is attached. I attach the completed introductory chapter as well. You are free to make any modifications on them.</w:t>
+      </w:r>
+    </w:p>
+    <w:p>
+      <w:pPr>
+        <w:jc w:val="both"/>
+      </w:pPr>
+      <w:r>
+        <w:t>&gt;</w:t>
+      </w:r>
+    </w:p>
+    <w:p>
+      <w:pPr>
+        <w:jc w:val="both"/>
+      </w:pPr>
+      <w:r>
+        <w:t>&gt; Both attachments are unpublished drafts, and the proposal has not yet gone to Wiley, so please treat them as confidential: not forwarded, circulated or quoted outside your own reading, though of course you may show them to a co-author you would want to bring in.</w:t>
+      </w:r>
+    </w:p>
+    <w:p>
+      <w:pPr>
+        <w:jc w:val="both"/>
+      </w:pPr>
+      <w:r>
+        <w:t>&gt;</w:t>
+      </w:r>
+    </w:p>
+    <w:p>
+      <w:pPr>
+        <w:jc w:val="both"/>
+      </w:pPr>
+      <w:r>
+        <w:t>&gt; BR, Hüseyin</w:t>
+      </w:r>
+    </w:p>
+    <w:p>
+      <w:pPr>
+        <w:pStyle w:val="Heading3"/>
+      </w:pPr>
+      <w:r>
+        <w:t>Still open — 7 October</w:t>
+      </w:r>
+    </w:p>
+    <w:p>
+      <w:pPr>
+        <w:jc w:val="both"/>
+      </w:pPr>
+      <w:r>
+        <w:rPr>
+          <w:i/>
+        </w:rPr>
+        <w:t>Three things.</w:t>
+      </w:r>
+    </w:p>
+    <w:p>
+      <w:pPr>
+        <w:jc w:val="both"/>
+      </w:pPr>
+      <w:r>
+        <w:t>1. *His two scope questions are not answered in the thread, and the table of contents</w:t>
+      </w:r>
+    </w:p>
+    <w:p>
+      <w:pPr>
+        <w:jc w:val="both"/>
+      </w:pPr>
+      <w:r>
+        <w:t>answers them only in part. Chapter 4 is written around sleeved and interior-magnet PM</w:t>
+      </w:r>
+    </w:p>
+    <w:p>
+      <w:pPr>
+        <w:jc w:val="both"/>
+      </w:pPr>
+      <w:r>
+        <w:t>rotors, although the industrial running machine is a slitted solid-rotor induction</w:t>
+      </w:r>
+    </w:p>
+    <w:p>
+      <w:pPr>
+        <w:jc w:val="both"/>
+      </w:pPr>
+      <w:r>
+        <w:t>machine. Chapter 6 promises rolling-element, fluid-film, gas, air-foil and magnetic</w:t>
+      </w:r>
+    </w:p>
+    <w:p>
+      <w:pPr>
+        <w:jc w:val="both"/>
+      </w:pPr>
+      <w:r>
+        <w:t>bearings in thirty pages, which is the delimitation he says is needed.*</w:t>
+      </w:r>
+    </w:p>
+    <w:p>
+      <w:pPr>
+        <w:jc w:val="both"/>
+      </w:pPr>
+      <w:r>
+        <w:t>2. *He proposed Charles Nutakor (LUT) for lubrication and seals, the remit the table of</w:t>
+      </w:r>
+    </w:p>
+    <w:p>
+      <w:pPr>
+        <w:jc w:val="both"/>
+      </w:pPr>
+      <w:r>
+        <w:t>contents had left to "an industrial bearing application specialist".*</w:t>
+      </w:r>
+    </w:p>
+    <w:p>
+      <w:pPr>
+        <w:jc w:val="both"/>
+      </w:pPr>
+      <w:r>
+        <w:t xml:space="preserve">3. </w:t>
+      </w:r>
+      <w:r>
+        <w:rPr>
+          <w:i/>
+        </w:rPr>
+        <w:t>The letter he promised on 9 September has not come back.</w:t>
+      </w:r>
+    </w:p>
+    <w:p>
+      <w:pPr>
+        <w:jc w:val="both"/>
+      </w:pPr>
+      <w:r>
+        <w:t>*Answer the questions once the editors have settled them, and ask for the letter in the</w:t>
+      </w:r>
+    </w:p>
+    <w:p>
+      <w:pPr>
+        <w:jc w:val="both"/>
+      </w:pPr>
+      <w:r>
+        <w:t>same email.*</w:t>
       </w:r>
     </w:p>
     <w:p>
@@ -1907,15 +2250,15 @@
         <w:jc w:val="both"/>
       </w:pPr>
       <w:r>
-        <w:t>rather than a chapter of his own. It puts the pulse ratio at "ten or below" and "eight". No</w:t>
-      </w:r>
-    </w:p>
-    <w:p>
-      <w:pPr>
-        <w:jc w:val="both"/>
-      </w:pPr>
-      <w:r>
-        <w:t>reply recorded as of 7 October.*</w:t>
+        <w:t>rather than a chapter of his own. It puts the pulse ratio at "ten or below" and "eight". He</w:t>
+      </w:r>
+    </w:p>
+    <w:p>
+      <w:pPr>
+        <w:jc w:val="both"/>
+      </w:pPr>
+      <w:r>
+        <w:t>replied on 8 September; the thread follows.*</w:t>
       </w:r>
     </w:p>
     <w:p>
@@ -1979,47 +2322,98 @@
         <w:pStyle w:val="Heading3"/>
       </w:pPr>
       <w:r>
-        <w:t>Follow-up — not yet sent</w:t>
-      </w:r>
-    </w:p>
-    <w:p>
-      <w:pPr>
-        <w:jc w:val="both"/>
-      </w:pPr>
-      <w:r>
-        <w:t>*Five weeks without a reply. A short follow-up can carry the one piece of news: the control</w:t>
-      </w:r>
-    </w:p>
-    <w:p>
-      <w:pPr>
-        <w:jc w:val="both"/>
-      </w:pPr>
-      <w:r>
-        <w:t>side is now a chapter of its own, Chapter 12, about eighteen pages, and it would be his.</w:t>
-      </w:r>
-    </w:p>
-    <w:p>
-      <w:pPr>
-        <w:jc w:val="both"/>
-      </w:pPr>
-      <w:r>
-        <w:t>That is a larger offer than the one he has not answered, so it gives him a reason to reply.</w:t>
-      </w:r>
-    </w:p>
-    <w:p>
-      <w:pPr>
-        <w:jc w:val="both"/>
-      </w:pPr>
-      <w:r>
-        <w:t>An introduction from Juha, or from Anouar at Aalto, would still help. Settle the pulse-ratio</w:t>
-      </w:r>
-    </w:p>
-    <w:p>
-      <w:pPr>
-        <w:jc w:val="both"/>
-      </w:pPr>
-      <w:r>
-        <w:t>wording with Juha first; he reads it as "nine or eleven".*</w:t>
+        <w:t>His reply — 8 September</w:t>
+      </w:r>
+    </w:p>
+    <w:p>
+      <w:pPr>
+        <w:jc w:val="both"/>
+      </w:pPr>
+      <w:r>
+        <w:rPr>
+          <w:i/>
+        </w:rPr>
+        <w:t>Ilya and Juha in copy. Transcribed from a screenshot of the thread.</w:t>
+      </w:r>
+    </w:p>
+    <w:p>
+      <w:pPr>
+        <w:jc w:val="both"/>
+      </w:pPr>
+      <w:r>
+        <w:t>&gt; Hi Hüseyin,</w:t>
+      </w:r>
+    </w:p>
+    <w:p>
+      <w:pPr>
+        <w:jc w:val="both"/>
+      </w:pPr>
+      <w:r>
+        <w:t>&gt;</w:t>
+      </w:r>
+    </w:p>
+    <w:p>
+      <w:pPr>
+        <w:jc w:val="both"/>
+      </w:pPr>
+      <w:r>
+        <w:t>&gt; Thank you for the message.</w:t>
+      </w:r>
+    </w:p>
+    <w:p>
+      <w:pPr>
+        <w:jc w:val="both"/>
+      </w:pPr>
+      <w:r>
+        <w:t>&gt;</w:t>
+      </w:r>
+    </w:p>
+    <w:p>
+      <w:pPr>
+        <w:jc w:val="both"/>
+      </w:pPr>
+      <w:r>
+        <w:t>&gt; In general, I would be interested in joining this project. Potentially, a postdoc from my group could also join. A bottleneck is the limited time, so I can't yet promise 100% sure.</w:t>
+      </w:r>
+    </w:p>
+    <w:p>
+      <w:pPr>
+        <w:jc w:val="both"/>
+      </w:pPr>
+      <w:r>
+        <w:t>&gt;</w:t>
+      </w:r>
+    </w:p>
+    <w:p>
+      <w:pPr>
+        <w:jc w:val="both"/>
+      </w:pPr>
+      <w:r>
+        <w:t>&gt; We would be interested in seeing the introductory chapter and the table of contents.</w:t>
+      </w:r>
+    </w:p>
+    <w:p>
+      <w:pPr>
+        <w:jc w:val="both"/>
+      </w:pPr>
+      <w:r>
+        <w:t>&gt;</w:t>
+      </w:r>
+    </w:p>
+    <w:p>
+      <w:pPr>
+        <w:jc w:val="both"/>
+      </w:pPr>
+      <w:r>
+        <w:t>&gt; Best regards,</w:t>
+      </w:r>
+    </w:p>
+    <w:p>
+      <w:pPr>
+        <w:jc w:val="both"/>
+      </w:pPr>
+      <w:r>
+        <w:t>&gt; Marko</w:t>
       </w:r>
     </w:p>
     <w:p>
@@ -2027,23 +2421,218 @@
         <w:pStyle w:val="Heading3"/>
       </w:pPr>
       <w:r>
-        <w:t>Second email — after he has said yes</w:t>
-      </w:r>
-    </w:p>
-    <w:p>
-      <w:pPr>
-        <w:jc w:val="both"/>
-      </w:pPr>
-      <w:r>
-        <w:t>*Attach the clean Chapter 1, `Annotated_TOC_for_contributors.docx` and the draft letter.</w:t>
-      </w:r>
-    </w:p>
-    <w:p>
-      <w:pPr>
-        <w:jc w:val="both"/>
-      </w:pPr>
-      <w:r>
-        <w:t>Offer to put him in touch with Peltoniemi, so that Chapters 11 and 12 are planned together.*</w:t>
+        <w:t>Our reply — 8 September</w:t>
+      </w:r>
+    </w:p>
+    <w:p>
+      <w:pPr>
+        <w:jc w:val="both"/>
+      </w:pPr>
+      <w:r>
+        <w:t>*Sent with three attachments: `Support_Letter_Hinkkanen.docx`, Chapter 1 and the annotated</w:t>
+      </w:r>
+    </w:p>
+    <w:p>
+      <w:pPr>
+        <w:jc w:val="both"/>
+      </w:pPr>
+      <w:r>
+        <w:t>table of contents.*</w:t>
+      </w:r>
+    </w:p>
+    <w:p>
+      <w:pPr>
+        <w:jc w:val="both"/>
+      </w:pPr>
+      <w:r>
+        <w:t>&gt; Hello Marko,</w:t>
+      </w:r>
+    </w:p>
+    <w:p>
+      <w:pPr>
+        <w:jc w:val="both"/>
+      </w:pPr>
+      <w:r>
+        <w:t>&gt;</w:t>
+      </w:r>
+    </w:p>
+    <w:p>
+      <w:pPr>
+        <w:jc w:val="both"/>
+      </w:pPr>
+      <w:r>
+        <w:t>&gt; Thank you very much for your reply and interest.</w:t>
+      </w:r>
+    </w:p>
+    <w:p>
+      <w:pPr>
+        <w:jc w:val="both"/>
+      </w:pPr>
+      <w:r>
+        <w:t>&gt;</w:t>
+      </w:r>
+    </w:p>
+    <w:p>
+      <w:pPr>
+        <w:jc w:val="both"/>
+      </w:pPr>
+      <w:r>
+        <w:t>&gt; I supposed to be at the ICEM but unfortunately, I couldn't attend due to some issues with my residence permit card.</w:t>
+      </w:r>
+    </w:p>
+    <w:p>
+      <w:pPr>
+        <w:jc w:val="both"/>
+      </w:pPr>
+      <w:r>
+        <w:t>&gt;</w:t>
+      </w:r>
+    </w:p>
+    <w:p>
+      <w:pPr>
+        <w:jc w:val="both"/>
+      </w:pPr>
+      <w:r>
+        <w:t>&gt; The annotated table of contents that shows the summary of each chapter is attached. I attach the completed introductory chapter as well.</w:t>
+      </w:r>
+    </w:p>
+    <w:p>
+      <w:pPr>
+        <w:jc w:val="both"/>
+      </w:pPr>
+      <w:r>
+        <w:t>&gt;</w:t>
+      </w:r>
+    </w:p>
+    <w:p>
+      <w:pPr>
+        <w:jc w:val="both"/>
+      </w:pPr>
+      <w:r>
+        <w:t>&gt; Both attachments are unpublished drafts, and the proposal has not yet gone to Wiley, so please treat them as confidential: not forwarded, circulated or quoted outside your own reading, though of course you may show them to a co-author you would want to bring in.</w:t>
+      </w:r>
+    </w:p>
+    <w:p>
+      <w:pPr>
+        <w:jc w:val="both"/>
+      </w:pPr>
+      <w:r>
+        <w:t>&gt;</w:t>
+      </w:r>
+    </w:p>
+    <w:p>
+      <w:pPr>
+        <w:jc w:val="both"/>
+      </w:pPr>
+      <w:r>
+        <w:t>&gt; Whenever you have had a chance to read, one further thing. We are collecting short letters of support to send to Wiley with the proposal. Letters from named contributors carry real weight with a publisher's reviewers, because they show that the people listed exist and see the need for the book from their own field. I attach a draft only to show what such a letter usually contains. Please rewrite it as you see fit, or write something quite different.</w:t>
+      </w:r>
+    </w:p>
+    <w:p>
+      <w:pPr>
+        <w:jc w:val="both"/>
+      </w:pPr>
+      <w:r>
+        <w:t>&gt;</w:t>
+      </w:r>
+    </w:p>
+    <w:p>
+      <w:pPr>
+        <w:jc w:val="both"/>
+      </w:pPr>
+      <w:r>
+        <w:t>&gt; BR, Hüseyin</w:t>
+      </w:r>
+    </w:p>
+    <w:p>
+      <w:pPr>
+        <w:pStyle w:val="Heading3"/>
+      </w:pPr>
+      <w:r>
+        <w:t>Still open — 7 October</w:t>
+      </w:r>
+    </w:p>
+    <w:p>
+      <w:pPr>
+        <w:jc w:val="both"/>
+      </w:pPr>
+      <w:r>
+        <w:t>*He is interested but not committed, and time is his stated constraint. He has had</w:t>
+      </w:r>
+    </w:p>
+    <w:p>
+      <w:pPr>
+        <w:jc w:val="both"/>
+      </w:pPr>
+      <w:r>
+        <w:t>everything for a month, and no letter has come back. The table of contents he holds (the</w:t>
+      </w:r>
+    </w:p>
+    <w:p>
+      <w:pPr>
+        <w:jc w:val="both"/>
+      </w:pPr>
+      <w:r>
+        <w:t>stamped copy of 7 September) already names him as owner of Chapter 12, "Marko Hinkkanen and</w:t>
+      </w:r>
+    </w:p>
+    <w:p>
+      <w:pPr>
+        <w:jc w:val="both"/>
+      </w:pPr>
+      <w:r>
+        <w:t>his group or network". The draft letter in our files, however, offers "the control sections</w:t>
+      </w:r>
+    </w:p>
+    <w:p>
+      <w:pPr>
+        <w:jc w:val="both"/>
+      </w:pPr>
+      <w:r>
+        <w:t>of the chapter on the drive", which predates the split. If that is the draft he received,</w:t>
+      </w:r>
+    </w:p>
+    <w:p>
+      <w:pPr>
+        <w:jc w:val="both"/>
+      </w:pPr>
+      <w:r>
+        <w:t>say so when chasing, so that his letter names Chapter 12. The postdoc he mentions is welcome</w:t>
+      </w:r>
+    </w:p>
+    <w:p>
+      <w:pPr>
+        <w:jc w:val="both"/>
+      </w:pPr>
+      <w:r>
+        <w:t>as co-author, and naming them would help the proposal. Settle the pulse-ratio wording with</w:t>
+      </w:r>
+    </w:p>
+    <w:p>
+      <w:pPr>
+        <w:jc w:val="both"/>
+      </w:pPr>
+      <w:r>
+        <w:t>Juha first; he reads it as "nine or eleven".*</w:t>
+      </w:r>
+    </w:p>
+    <w:p>
+      <w:pPr>
+        <w:pStyle w:val="Heading3"/>
+      </w:pPr>
+      <w:r>
+        <w:t>Not yet done</w:t>
+      </w:r>
+    </w:p>
+    <w:p>
+      <w:pPr>
+        <w:jc w:val="both"/>
+      </w:pPr>
+      <w:r>
+        <w:rPr>
+          <w:i/>
+        </w:rPr>
+        <w:t>Offer to put him in touch with Peltoniemi, so that Chapters 11 and 12 are planned together.</w:t>
       </w:r>
     </w:p>
     <w:p>

--- a/chapter1/Invitation_Emails.docx
+++ b/chapter1/Invitation_Emails.docx
@@ -3164,6 +3164,253 @@
       </w:pPr>
       <w:r>
         <w:t>BR, Hüseyin</w:t>
+      </w:r>
+    </w:p>
+    <w:p>
+      <w:r>
+        <w:br w:type="page"/>
+      </w:r>
+    </w:p>
+    <w:p>
+      <w:pPr>
+        <w:pStyle w:val="Heading2"/>
+      </w:pPr>
+      <w:r>
+        <w:t>Ion Boldea — sent by Ilya Petrov</w:t>
+      </w:r>
+    </w:p>
+    <w:p>
+      <w:pPr>
+        <w:jc w:val="both"/>
+      </w:pPr>
+      <w:r>
+        <w:t>*Ilya's suggestion. Boldea was the opponent at Ilya's doctoral defence and they have kept in</w:t>
+      </w:r>
+    </w:p>
+    <w:p>
+      <w:pPr>
+        <w:jc w:val="both"/>
+      </w:pPr>
+      <w:r>
+        <w:t>touch, so Ilya writes, with Juha and Hüseyin in copy. The approach has two steps.*</w:t>
+      </w:r>
+    </w:p>
+    <w:p>
+      <w:pPr>
+        <w:pStyle w:val="ListBullet"/>
+      </w:pPr>
+      <w:r>
+        <w:t>*The first email asks only whether he would like to contribute. It says that some chapters</w:t>
+      </w:r>
+    </w:p>
+    <w:p>
+      <w:pPr>
+        <w:jc w:val="both"/>
+      </w:pPr>
+      <w:r>
+        <w:t>fit his expertise, and names none of them.*</w:t>
+      </w:r>
+    </w:p>
+    <w:p>
+      <w:pPr>
+        <w:pStyle w:val="ListBullet"/>
+      </w:pPr>
+      <w:r>
+        <w:t>*If he says yes, the second email sends Chapter 1 and the annotated table of contents. It</w:t>
+      </w:r>
+    </w:p>
+    <w:p>
+      <w:pPr>
+        <w:jc w:val="both"/>
+      </w:pPr>
+      <w:r>
+        <w:t>offers him a choice between Chapter 3 and Chapter 9, with the boundaries stated, and the</w:t>
+      </w:r>
+    </w:p>
+    <w:p>
+      <w:pPr>
+        <w:jc w:val="both"/>
+      </w:pPr>
+      <w:r>
+        <w:t>editors write whichever chapter he does not take:*</w:t>
+      </w:r>
+    </w:p>
+    <w:p>
+      <w:pPr>
+        <w:pStyle w:val="ListBullet"/>
+      </w:pPr>
+      <w:r>
+        <w:rPr>
+          <w:i/>
+        </w:rPr>
+        <w:t>Chapter 3, machine topologies. Ikäheimo writes the induction-machine section.</w:t>
+      </w:r>
+    </w:p>
+    <w:p>
+      <w:pPr>
+        <w:pStyle w:val="ListBullet"/>
+      </w:pPr>
+      <w:r>
+        <w:rPr>
+          <w:i/>
+        </w:rPr>
+        <w:t>Chapter 9, core and rotor losses. Saari writes the windage section.</w:t>
+      </w:r>
+    </w:p>
+    <w:p>
+      <w:pPr>
+        <w:pStyle w:val="Heading3"/>
+      </w:pPr>
+      <w:r>
+        <w:t>First email — draft</w:t>
+      </w:r>
+    </w:p>
+    <w:p>
+      <w:pPr>
+        <w:jc w:val="both"/>
+      </w:pPr>
+      <w:r>
+        <w:t>Subject: Wiley book proposal on high-speed electrical machines and drives</w:t>
+      </w:r>
+    </w:p>
+    <w:p>
+      <w:pPr>
+        <w:jc w:val="both"/>
+      </w:pPr>
+      <w:r>
+        <w:t>Dear Ion,</w:t>
+      </w:r>
+    </w:p>
+    <w:p>
+      <w:pPr>
+        <w:jc w:val="both"/>
+      </w:pPr>
+      <w:r>
+        <w:t xml:space="preserve">I hope you are well. Juha Pyrhönen, Hüseyin Canseven and I are preparing a book proposal to Wiley-IEEE Press on high-speed electrical machines and drives, written as a companion to </w:t>
+      </w:r>
+      <w:r>
+        <w:rPr>
+          <w:i/>
+        </w:rPr>
+        <w:t>Design of Rotating Electrical Machines</w:t>
+      </w:r>
+      <w:r>
+        <w:t>.</w:t>
+      </w:r>
+    </w:p>
+    <w:p>
+      <w:pPr>
+        <w:jc w:val="both"/>
+      </w:pPr>
+      <w:r>
+        <w:t>It is a design book. Its chapters cover the applications of high-speed machines and the choice of machine topology; rotor mechanics, rotordynamics and bearings; electromagnetic sizing; winding, core and rotor losses and thermal management; the power electronics and control; and industrial and mobile case studies.</w:t>
+      </w:r>
+    </w:p>
+    <w:p>
+      <w:pPr>
+        <w:jc w:val="both"/>
+      </w:pPr>
+      <w:r>
+        <w:t>We would be delighted if you would contribute a chapter. Some of them fit your area of expertise very closely, and if the idea interests you, we would be glad to discuss which one would suit you best.</w:t>
+      </w:r>
+    </w:p>
+    <w:p>
+      <w:pPr>
+        <w:jc w:val="both"/>
+      </w:pPr>
+      <w:r>
+        <w:t>Nothing is binding at this stage: the publisher has not yet seen the proposal, and no writing would begin before a contract is signed. If you are interested, I will send you the completed introductory chapter and the annotated table of contents.</w:t>
+      </w:r>
+    </w:p>
+    <w:p>
+      <w:pPr>
+        <w:jc w:val="both"/>
+      </w:pPr>
+      <w:r>
+        <w:t>Best regards,</w:t>
+      </w:r>
+    </w:p>
+    <w:p>
+      <w:pPr>
+        <w:jc w:val="both"/>
+      </w:pPr>
+      <w:r>
+        <w:t>Ilya</w:t>
+      </w:r>
+    </w:p>
+    <w:p>
+      <w:pPr>
+        <w:pStyle w:val="Heading3"/>
+      </w:pPr>
+      <w:r>
+        <w:t>Before the second email</w:t>
+      </w:r>
+    </w:p>
+    <w:p>
+      <w:pPr>
+        <w:jc w:val="both"/>
+      </w:pPr>
+      <w:r>
+        <w:rPr>
+          <w:i/>
+        </w:rPr>
+        <w:t>Settle the boundaries of each option.</w:t>
+      </w:r>
+    </w:p>
+    <w:p>
+      <w:pPr>
+        <w:pStyle w:val="ListBullet"/>
+      </w:pPr>
+      <w:r>
+        <w:t>*Chapter 3. Ikäheimo's signed letter covers the induction-machine section only, so the</w:t>
+      </w:r>
+    </w:p>
+    <w:p>
+      <w:pPr>
+        <w:jc w:val="both"/>
+      </w:pPr>
+      <w:r>
+        <w:t>reluctance and PM sections would be Boldea's.*</w:t>
+      </w:r>
+    </w:p>
+    <w:p>
+      <w:pPr>
+        <w:pStyle w:val="ListBullet"/>
+      </w:pPr>
+      <w:r>
+        <w:t>*Chapter 9. The table of contents gives Ilya the rotor losses, so decide whether Ilya</w:t>
+      </w:r>
+    </w:p>
+    <w:p>
+      <w:pPr>
+        <w:jc w:val="both"/>
+      </w:pPr>
+      <w:r>
+        <w:t>writes them under Boldea or Boldea takes them. Decide also who writes the materials</w:t>
+      </w:r>
+    </w:p>
+    <w:p>
+      <w:pPr>
+        <w:jc w:val="both"/>
+      </w:pPr>
+      <w:r>
+        <w:t>sections, §9.1–9.4.*</w:t>
+      </w:r>
+    </w:p>
+    <w:p>
+      <w:pPr>
+        <w:jc w:val="both"/>
+      </w:pPr>
+      <w:r>
+        <w:t>*Anouar's signed letter names Chapter 9, which under this plan goes to Boldea or to the</w:t>
+      </w:r>
+    </w:p>
+    <w:p>
+      <w:pPr>
+        <w:jc w:val="both"/>
+      </w:pPr>
+      <w:r>
+        <w:t>editors, so he needs to hear from us before the table of contents goes out.*</w:t>
       </w:r>
     </w:p>
     <w:p>

--- a/chapter1/Invitation_Emails.docx
+++ b/chapter1/Invitation_Emails.docx
@@ -3343,7 +3343,119 @@
         <w:pStyle w:val="Heading3"/>
       </w:pPr>
       <w:r>
-        <w:t>Before the second email</w:t>
+        <w:t>His reply — declined</w:t>
+      </w:r>
+    </w:p>
+    <w:p>
+      <w:pPr>
+        <w:jc w:val="both"/>
+      </w:pPr>
+      <w:r>
+        <w:t>*He declined: his own experimental work stops at 12 000 r/min and has touched very-high-speed</w:t>
+      </w:r>
+    </w:p>
+    <w:p>
+      <w:pPr>
+        <w:jc w:val="both"/>
+      </w:pPr>
+      <w:r>
+        <w:t>machines only sparsely. He suggested two people instead, and asked that Juha write to them</w:t>
+      </w:r>
+    </w:p>
+    <w:p>
+      <w:pPr>
+        <w:jc w:val="both"/>
+      </w:pPr>
+      <w:r>
+        <w:t>directly, mentioning his suggestion if that would help.*</w:t>
+      </w:r>
+    </w:p>
+    <w:p>
+      <w:pPr>
+        <w:jc w:val="both"/>
+      </w:pPr>
+      <w:r>
+        <w:t>&gt; Dear Ilya,</w:t>
+      </w:r>
+    </w:p>
+    <w:p>
+      <w:pPr>
+        <w:jc w:val="both"/>
+      </w:pPr>
+      <w:r>
+        <w:t>&gt;</w:t>
+      </w:r>
+    </w:p>
+    <w:p>
+      <w:pPr>
+        <w:jc w:val="both"/>
+      </w:pPr>
+      <w:r>
+        <w:t>&gt; First, thanks for your Group kind invitation. However, since we did not do here experiments above 12,000rpm and did concentrate only sparsely on superhigh speed electric motors, I think a better candidate , still young, would be Prof. Francesco Cupertino, from University of Bari in Italy who published more on the subject or Dr. Chris Gerada of Nottingham who has a big group with strong multi-physics computation/design and experimental facilities for the scope and thus they could produce significant case study results too.</w:t>
+      </w:r>
+    </w:p>
+    <w:p>
+      <w:pPr>
+        <w:jc w:val="both"/>
+      </w:pPr>
+      <w:r>
+        <w:t>&gt;</w:t>
+      </w:r>
+    </w:p>
+    <w:p>
+      <w:pPr>
+        <w:jc w:val="both"/>
+      </w:pPr>
+      <w:r>
+        <w:t>&gt; Best wishes, I. Boldea</w:t>
+      </w:r>
+    </w:p>
+    <w:p>
+      <w:pPr>
+        <w:jc w:val="both"/>
+      </w:pPr>
+      <w:r>
+        <w:t>&gt;</w:t>
+      </w:r>
+    </w:p>
+    <w:p>
+      <w:pPr>
+        <w:jc w:val="both"/>
+      </w:pPr>
+      <w:r>
+        <w:t>&gt; P.S. In asking the above people to participate and knowing that they are very busy, you may mention I suggested them, if you think this info would be useful to get one of them as coauthor. Also I humbly suggest Prof. Pyrhonen to write them directly.</w:t>
+      </w:r>
+    </w:p>
+    <w:p>
+      <w:pPr>
+        <w:pStyle w:val="Heading3"/>
+      </w:pPr>
+      <w:r>
+        <w:t>Outcome</w:t>
+      </w:r>
+    </w:p>
+    <w:p>
+      <w:pPr>
+        <w:jc w:val="both"/>
+      </w:pPr>
+      <w:r>
+        <w:t>*The editors write Chapter 9 themselves (26 October), so the second email is not needed. The</w:t>
+      </w:r>
+    </w:p>
+    <w:p>
+      <w:pPr>
+        <w:jc w:val="both"/>
+      </w:pPr>
+      <w:r>
+        <w:t>notes below were written for it and are kept for the record.*</w:t>
+      </w:r>
+    </w:p>
+    <w:p>
+      <w:pPr>
+        <w:pStyle w:val="Heading3"/>
+      </w:pPr>
+      <w:r>
+        <w:t>Before the second email (not sent)</w:t>
       </w:r>
     </w:p>
     <w:p>

--- a/chapter1/Invitation_Emails.docx
+++ b/chapter1/Invitation_Emails.docx
@@ -2621,18 +2621,175 @@
         <w:pStyle w:val="Heading3"/>
       </w:pPr>
       <w:r>
-        <w:t>Not yet done</w:t>
-      </w:r>
-    </w:p>
-    <w:p>
-      <w:pPr>
-        <w:jc w:val="both"/>
-      </w:pPr>
-      <w:r>
-        <w:rPr>
-          <w:i/>
-        </w:rPr>
-        <w:t>Offer to put him in touch with Peltoniemi, so that Chapters 11 and 12 are planned together.</w:t>
+        <w:t>His acceptance — 25 October</w:t>
+      </w:r>
+    </w:p>
+    <w:p>
+      <w:pPr>
+        <w:jc w:val="both"/>
+      </w:pPr>
+      <w:r>
+        <w:t>&gt; Dear Hüseyin,</w:t>
+      </w:r>
+    </w:p>
+    <w:p>
+      <w:pPr>
+        <w:jc w:val="both"/>
+      </w:pPr>
+      <w:r>
+        <w:t>&gt;</w:t>
+      </w:r>
+    </w:p>
+    <w:p>
+      <w:pPr>
+        <w:jc w:val="both"/>
+      </w:pPr>
+      <w:r>
+        <w:t>&gt; My apologies for the very late reply.</w:t>
+      </w:r>
+    </w:p>
+    <w:p>
+      <w:pPr>
+        <w:jc w:val="both"/>
+      </w:pPr>
+      <w:r>
+        <w:t>&gt;</w:t>
+      </w:r>
+    </w:p>
+    <w:p>
+      <w:pPr>
+        <w:jc w:val="both"/>
+      </w:pPr>
+      <w:r>
+        <w:t>&gt; Thank you for sending the drafts and the additional information. We have reviewed the material, and we would be happy to participate in the project, if this is still possible at this stage. The topic is very interesting and fits well with our expertise.</w:t>
+      </w:r>
+    </w:p>
+    <w:p>
+      <w:pPr>
+        <w:jc w:val="both"/>
+      </w:pPr>
+      <w:r>
+        <w:t>&gt;</w:t>
+      </w:r>
+    </w:p>
+    <w:p>
+      <w:pPr>
+        <w:jc w:val="both"/>
+      </w:pPr>
+      <w:r>
+        <w:t>&gt; I can also prepare a short letter of support for the Wiley proposal, if it would still be useful. Please let me know if there is still time for this and whether you have any preferred deadline.</w:t>
+      </w:r>
+    </w:p>
+    <w:p>
+      <w:pPr>
+        <w:jc w:val="both"/>
+      </w:pPr>
+      <w:r>
+        <w:t>&gt;</w:t>
+      </w:r>
+    </w:p>
+    <w:p>
+      <w:pPr>
+        <w:jc w:val="both"/>
+      </w:pPr>
+      <w:r>
+        <w:t>&gt; Best regards,</w:t>
+      </w:r>
+    </w:p>
+    <w:p>
+      <w:pPr>
+        <w:jc w:val="both"/>
+      </w:pPr>
+      <w:r>
+        <w:t>&gt; Marko</w:t>
+      </w:r>
+    </w:p>
+    <w:p>
+      <w:pPr>
+        <w:pStyle w:val="Heading3"/>
+      </w:pPr>
+      <w:r>
+        <w:t>Our reply — draft</w:t>
+      </w:r>
+    </w:p>
+    <w:p>
+      <w:pPr>
+        <w:jc w:val="both"/>
+      </w:pPr>
+      <w:r>
+        <w:t>*Reply to all, so that Ilya and Juha stay in copy. Attach the updated</w:t>
+      </w:r>
+    </w:p>
+    <w:p>
+      <w:pPr>
+        <w:jc w:val="both"/>
+      </w:pPr>
+      <w:r>
+        <w:t>`letters/Support_Letter_Hinkkanen.docx`. The draft he already has predates the split: it</w:t>
+      </w:r>
+    </w:p>
+    <w:p>
+      <w:pPr>
+        <w:jc w:val="both"/>
+      </w:pPr>
+      <w:r>
+        <w:t>offered "the control sections of the chapter on the drive" and put the pulse ratio at "eight</w:t>
+      </w:r>
+    </w:p>
+    <w:p>
+      <w:pPr>
+        <w:jc w:val="both"/>
+      </w:pPr>
+      <w:r>
+        <w:t>or ten". The new one gives him Chapter 12, names his postdoc as a bracket for him to fill, and</w:t>
+      </w:r>
+    </w:p>
+    <w:p>
+      <w:pPr>
+        <w:jc w:val="both"/>
+      </w:pPr>
+      <w:r>
+        <w:t>uses Juha's "nine or eleven".*</w:t>
+      </w:r>
+    </w:p>
+    <w:p>
+      <w:pPr>
+        <w:jc w:val="both"/>
+      </w:pPr>
+      <w:r>
+        <w:t>Hello Marko,</w:t>
+      </w:r>
+    </w:p>
+    <w:p>
+      <w:pPr>
+        <w:jc w:val="both"/>
+      </w:pPr>
+      <w:r>
+        <w:t>Thank you, and no apology needed: this is very good news, and it is certainly not too late.</w:t>
+      </w:r>
+    </w:p>
+    <w:p>
+      <w:pPr>
+        <w:jc w:val="both"/>
+      </w:pPr>
+      <w:r>
+        <w:t>As the table of contents shows, the control side is a chapter of its own, Chapter 12, Control at high fundamental frequency, about eighteen pages, and we would be glad for it to be yours, written together with your postdoc. Could you tell us their name? Everyone who contributes is named at the head of the chapter, and naming them in the proposal makes it stronger. The chapter follows Chapter 11 on the converter, which Pasi Peltoniemi is writing at LUT; once the publisher has approved the proposal, we will put you in touch so that the two chapters are planned together.</w:t>
+      </w:r>
+    </w:p>
+    <w:p>
+      <w:pPr>
+        <w:jc w:val="both"/>
+      </w:pPr>
+      <w:r>
+        <w:t>Yes, a short letter of support would be very useful. We plan to submit the proposal in November, so could you send it by Friday 6 November? I attach an updated draft, since the one you have was written before control became a chapter of its own. As before, please rewrite it as you see fit; the details in brackets are yours to fill in.</w:t>
+      </w:r>
+    </w:p>
+    <w:p>
+      <w:pPr>
+        <w:jc w:val="both"/>
+      </w:pPr>
+      <w:r>
+        <w:t>BR, Hüseyin</w:t>
       </w:r>
     </w:p>
     <w:p>

--- a/chapter1/Invitation_Emails.docx
+++ b/chapter1/Invitation_Emails.docx
@@ -872,6 +872,134 @@
       </w:r>
     </w:p>
     <w:p>
+      <w:pPr>
+        <w:pStyle w:val="Heading3"/>
+      </w:pPr>
+      <w:r>
+        <w:t>Reminder — draft, 26 October</w:t>
+      </w:r>
+    </w:p>
+    <w:p>
+      <w:pPr>
+        <w:jc w:val="both"/>
+      </w:pPr>
+      <w:r>
+        <w:t>*Reply on his 9 September thread, to all, so that Ilya, Juha and Charles stay in copy.</w:t>
+      </w:r>
+    </w:p>
+    <w:p>
+      <w:pPr>
+        <w:jc w:val="both"/>
+      </w:pPr>
+      <w:r>
+        <w:t>Nothing to attach: he has the draft letter, Chapter 1 and the table of contents. The scope</w:t>
+      </w:r>
+    </w:p>
+    <w:p>
+      <w:pPr>
+        <w:jc w:val="both"/>
+      </w:pPr>
+      <w:r>
+        <w:t>answer is the one suggested under decision 7 of the 7 October brief; if the meeting settled</w:t>
+      </w:r>
+    </w:p>
+    <w:p>
+      <w:pPr>
+        <w:jc w:val="both"/>
+      </w:pPr>
+      <w:r>
+        <w:t>it differently, change the two points. If he accepts it, the abstracts of Chapters 4 and 6</w:t>
+      </w:r>
+    </w:p>
+    <w:p>
+      <w:pPr>
+        <w:jc w:val="both"/>
+      </w:pPr>
+      <w:r>
+        <w:t>each need a sentence before the table of contents goes to Wiley: Chapter 4's covers only</w:t>
+      </w:r>
+    </w:p>
+    <w:p>
+      <w:pPr>
+        <w:jc w:val="both"/>
+      </w:pPr>
+      <w:r>
+        <w:t>the PM rotors, and Chapter 6's gives every bearing type the same depth.*</w:t>
+      </w:r>
+    </w:p>
+    <w:p>
+      <w:pPr>
+        <w:jc w:val="both"/>
+      </w:pPr>
+      <w:r>
+        <w:t>Hello Jussi,</w:t>
+      </w:r>
+    </w:p>
+    <w:p>
+      <w:pPr>
+        <w:jc w:val="both"/>
+      </w:pPr>
+      <w:r>
+        <w:t>We are finalising the proposal and plan to submit it to Wiley in November, so I would like to come back to your two questions from September.</w:t>
+      </w:r>
+    </w:p>
+    <w:p>
+      <w:pPr>
+        <w:jc w:val="both"/>
+      </w:pPr>
+      <w:r>
+        <w:t>Our suggestion is to let the two running machines set the depth. The industrial one is a two-pole solid-rotor induction machine on active magnetic bearings, and the mobile one, Voltcar, runs on angular-contact ball bearings. So:</w:t>
+      </w:r>
+    </w:p>
+    <w:p>
+      <w:pPr>
+        <w:pStyle w:val="ListBullet"/>
+      </w:pPr>
+      <w:r>
+        <w:t>Chapter 4, on rotor stress and magnet retention, would keep the PM rotors, sleeved and interior-magnet, as the table of contents has them, and add solid and laminated induction rotors in full. Synchronous reluctance rotors would be covered only briefly.</w:t>
+      </w:r>
+    </w:p>
+    <w:p>
+      <w:pPr>
+        <w:pStyle w:val="ListBullet"/>
+      </w:pPr>
+      <w:r>
+        <w:t>Chapter 6, on bearings, lubrication and seals, would treat rolling-element and magnetic bearings in full, and fluid-film, gas and air-foil bearings at the level a designer needs to choose between them.</w:t>
+      </w:r>
+    </w:p>
+    <w:p>
+      <w:pPr>
+        <w:jc w:val="both"/>
+      </w:pPr>
+      <w:r>
+        <w:t>That is only our suggestion. The chapters are yours, so if you would draw the lines differently, tell us and we will change the table of contents to match before it goes to Wiley.</w:t>
+      </w:r>
+    </w:p>
+    <w:p>
+      <w:pPr>
+        <w:jc w:val="both"/>
+      </w:pPr>
+      <w:r>
+        <w:t>Charles would be very welcome for lubrication and seals, and we would be glad to name him in the proposal.</w:t>
+      </w:r>
+    </w:p>
+    <w:p>
+      <w:pPr>
+        <w:jc w:val="both"/>
+      </w:pPr>
+      <w:r>
+        <w:t>Could you send us your support letter by Friday 6 November? The draft you have still fits the three chapters. If you name Charles in it and fill in the details about your group, it will be all the stronger.</w:t>
+      </w:r>
+    </w:p>
+    <w:p>
+      <w:pPr>
+        <w:jc w:val="both"/>
+      </w:pPr>
+      <w:r>
+        <w:t>BR, Hüseyin</w:t>
+      </w:r>
+    </w:p>
+    <w:p>
       <w:r>
         <w:br w:type="page"/>
       </w:r>
@@ -3893,6 +4021,126 @@
       </w:pPr>
       <w:r>
         <w:t>Looking forward to hearing from you.</w:t>
+      </w:r>
+    </w:p>
+    <w:p>
+      <w:pPr>
+        <w:jc w:val="both"/>
+      </w:pPr>
+      <w:r>
+        <w:t>BR, Hüseyin</w:t>
+      </w:r>
+    </w:p>
+    <w:p>
+      <w:pPr>
+        <w:pStyle w:val="Heading3"/>
+      </w:pPr>
+      <w:r>
+        <w:t>Reminder — draft, 26 October</w:t>
+      </w:r>
+    </w:p>
+    <w:p>
+      <w:pPr>
+        <w:jc w:val="both"/>
+      </w:pPr>
+      <w:r>
+        <w:t>*No reply is on file. Reply on the September email, so that the thread and the draft stay</w:t>
+      </w:r>
+    </w:p>
+    <w:p>
+      <w:pPr>
+        <w:jc w:val="both"/>
+      </w:pPr>
+      <w:r>
+        <w:t>together, and attach `letters/Support_Letter_Pippuri-Makelainen.docx` again. The</w:t>
+      </w:r>
+    </w:p>
+    <w:p>
+      <w:pPr>
+        <w:jc w:val="both"/>
+      </w:pPr>
+      <w:r>
+        <w:t>consortium's permission was kept out of the first email. It is raised now because the letter</w:t>
+      </w:r>
+    </w:p>
+    <w:p>
+      <w:pPr>
+        <w:jc w:val="both"/>
+      </w:pPr>
+      <w:r>
+        <w:t>commits her to obtaining it, and a refusal after submission would cost the mobile half of</w:t>
+      </w:r>
+    </w:p>
+    <w:p>
+      <w:pPr>
+        <w:jc w:val="both"/>
+      </w:pPr>
+      <w:r>
+        <w:t>the book. Her silence may also mean that she cannot sign that paragraph, and the reminder</w:t>
+      </w:r>
+    </w:p>
+    <w:p>
+      <w:pPr>
+        <w:jc w:val="both"/>
+      </w:pPr>
+      <w:r>
+        <w:t>gives her a way to say so. If she asks for Chapter 1 and the table of contents, the stamped</w:t>
+      </w:r>
+    </w:p>
+    <w:p>
+      <w:pPr>
+        <w:jc w:val="both"/>
+      </w:pPr>
+      <w:r>
+        <w:t>table of contents in `to_send/` still names Paavo Rasilo for Chapter 9 and must be brought up</w:t>
+      </w:r>
+    </w:p>
+    <w:p>
+      <w:pPr>
+        <w:jc w:val="both"/>
+      </w:pPr>
+      <w:r>
+        <w:t>to date before it goes out.*</w:t>
+      </w:r>
+    </w:p>
+    <w:p>
+      <w:pPr>
+        <w:jc w:val="both"/>
+      </w:pPr>
+      <w:r>
+        <w:t>Hello Jenni,</w:t>
+      </w:r>
+    </w:p>
+    <w:p>
+      <w:pPr>
+        <w:jc w:val="both"/>
+      </w:pPr>
+      <w:r>
+        <w:t>I hope you are well. I am writing again about the book on high-speed electrical machines and drives that Ilya, Juha and I are proposing to Wiley-IEEE Press, and the mobile case studies chapter we offered you in September.</w:t>
+      </w:r>
+    </w:p>
+    <w:p>
+      <w:pPr>
+        <w:jc w:val="both"/>
+      </w:pPr>
+      <w:r>
+        <w:t>We are finalising the proposal and plan to submit it in November, and we would still very much like you to take the chapter. If you would like to join, could you send us your letter of support by Friday 6 November? I attach the draft again. Please change it as you wish; the details in brackets are yours to fill in.</w:t>
+      </w:r>
+    </w:p>
+    <w:p>
+      <w:pPr>
+        <w:jc w:val="both"/>
+      </w:pPr>
+      <w:r>
+        <w:t>The draft also says that you would obtain the Voltcar consortium's agreement before any of the project's design or test data goes into the book. If that part is a difficulty, please tell us. Since the Voltcar machine is carried through most of the design chapters, we would rather know now, while the proposal can still be adjusted, than after we have submitted it.</w:t>
+      </w:r>
+    </w:p>
+    <w:p>
+      <w:pPr>
+        <w:jc w:val="both"/>
+      </w:pPr>
+      <w:r>
+        <w:t>If it would help to see where the chapter sits, I can send you the introductory chapter and the annotated table of contents, or we could talk it over in a short call.</w:t>
       </w:r>
     </w:p>
     <w:p>

--- a/chapter1/Invitation_Emails.docx
+++ b/chapter1/Invitation_Emails.docx
@@ -876,7 +876,7 @@
         <w:pStyle w:val="Heading3"/>
       </w:pPr>
       <w:r>
-        <w:t>Reminder — draft, 26 October</w:t>
+        <w:t>Reminder — sent 26 October</w:t>
       </w:r>
     </w:p>
     <w:p>
@@ -2837,7 +2837,7 @@
         <w:pStyle w:val="Heading3"/>
       </w:pPr>
       <w:r>
-        <w:t>Our reply — draft</w:t>
+        <w:t>Our reply — sent 26 October</w:t>
       </w:r>
     </w:p>
     <w:p>
@@ -3452,6 +3452,94 @@
       </w:r>
     </w:p>
     <w:p>
+      <w:pPr>
+        <w:pStyle w:val="Heading3"/>
+      </w:pPr>
+      <w:r>
+        <w:t>Next — 26 October</w:t>
+      </w:r>
+    </w:p>
+    <w:p>
+      <w:pPr>
+        <w:jc w:val="both"/>
+      </w:pPr>
+      <w:r>
+        <w:t>*Hüseyin is waiting for Ahti to finish his part of Chapter 1, the specific-speed section</w:t>
+      </w:r>
+    </w:p>
+    <w:p>
+      <w:pPr>
+        <w:jc w:val="both"/>
+      </w:pPr>
+      <w:r>
+        <w:t>§1.1.2, and will then ask Ahti and Jonna for their letters together. The email above dates</w:t>
+      </w:r>
+    </w:p>
+    <w:p>
+      <w:pPr>
+        <w:jc w:val="both"/>
+      </w:pPr>
+      <w:r>
+        <w:t>from September, so that request must bring the division of the chapter up to date:*</w:t>
+      </w:r>
+    </w:p>
+    <w:p>
+      <w:pPr>
+        <w:pStyle w:val="ListBullet"/>
+      </w:pPr>
+      <w:r>
+        <w:t>*§13.3, manufacture and tolerance control, is offered to Jonna above, but Jouni Ikäheimo's</w:t>
+      </w:r>
+    </w:p>
+    <w:p>
+      <w:pPr>
+        <w:jc w:val="both"/>
+      </w:pPr>
+      <w:r>
+        <w:t>signed letter of 5 October takes it, and the table of contents now gives it to him. Settle</w:t>
+      </w:r>
+    </w:p>
+    <w:p>
+      <w:pPr>
+        <w:jc w:val="both"/>
+      </w:pPr>
+      <w:r>
+        <w:t>it before Jonna writes a letter that names it.*</w:t>
+      </w:r>
+    </w:p>
+    <w:p>
+      <w:pPr>
+        <w:pStyle w:val="ListBullet"/>
+      </w:pPr>
+      <w:r>
+        <w:t>*§13.5, qualification, is given to Lassi above. His letter takes §13.4 only, and</w:t>
+      </w:r>
+    </w:p>
+    <w:p>
+      <w:pPr>
+        <w:jc w:val="both"/>
+      </w:pPr>
+      <w:r>
+        <w:t>Ikäheimo's takes §13.5.*</w:t>
+      </w:r>
+    </w:p>
+    <w:p>
+      <w:pPr>
+        <w:pStyle w:val="ListBullet"/>
+      </w:pPr>
+      <w:r>
+        <w:t>*Ahti's draft letter dates from 7 September and covers Chapter 13 only. Add a sentence on</w:t>
+      </w:r>
+    </w:p>
+    <w:p>
+      <w:pPr>
+        <w:jc w:val="both"/>
+      </w:pPr>
+      <w:r>
+        <w:t>§1.1.2, which he has written for Chapter 1 and for which he is named at its head.*</w:t>
+      </w:r>
+    </w:p>
+    <w:p>
       <w:r>
         <w:br w:type="page"/>
       </w:r>
@@ -4036,7 +4124,7 @@
         <w:pStyle w:val="Heading3"/>
       </w:pPr>
       <w:r>
-        <w:t>Reminder — draft, 26 October</w:t>
+        <w:t>Reminder — sent 26 October</w:t>
       </w:r>
     </w:p>
     <w:p>
